--- a/docs/report/report.docx
+++ b/docs/report/report.docx
@@ -52,7 +52,7 @@
         <w:pStyle w:val="Abstract"/>
       </w:pPr>
       <w:r>
-        <w:t xml:space="preserve">Abstract—We predict the sale price of a house from a single exterior photograph, scored by mean squared error. Starting from a mean-price reference, we compare a frozen ImageNet ResNet-50 representation with partial fine-tuning and with data augmentation, then ensemble the fine-tuned runs. The final model reaches 96 959 on the test set, 15.1% below the reference. Our principal finding is negative and, we argue, more useful than a further accuracy gain: an error analysis shows that just under half the total squared error comes from the most expensive tenth of houses, where the model systematically under-predicts, and that this is a property of the squared-error objective applied to a right-skewed target rather than of the architecture. Several plausible improvements, including higher input resolution, a stronger backbone and an aspect-ratio correction, were tested and did not help; we report them alongside the ones that did.</w:t>
+        <w:t xml:space="preserve">Abstract—We predict the sale price of a house from a single exterior photograph, scored by mean squared error. Starting from a mean-price reference, we compare a frozen ImageNet ResNet-50 representation with partial fine-tuning and with data augmentation, then ensemble the fine-tuned runs. The final model reaches 96 959 on the test set, 15.1% below the reference. Our principal finding is negative and, we argue, more useful than a further accuracy gain: an error analysis shows that 53% of the total squared error comes from the most expensive tenth of houses, which the ensemble under-predicts by around 650, while the cheapest three tenths are over-predicted by around 220. It also shows that ensembling improved the overall score while making that expensive decile worse. Several plausible improvements, including higher input resolution, a stronger backbone and an aspect-ratio correction, were tested and did not help; we report them alongside the ones that did.</w:t>
       </w:r>
     </w:p>
     <w:p>
@@ -116,7 +116,7 @@
         <w:pStyle w:val="bulletlist"/>
       </w:pPr>
       <w:r>
-        <w:t xml:space="preserve">an error analysis that localises just under half of the total squared error in the most expensive tenth of houses, and traces it to the interaction between the MSE objective and a right-skewed target; and</w:t>
+        <w:t xml:space="preserve">an error analysis that localises 53% of the total squared error in the most expensive tenth of houses, and shows that ensembling improves the overall score while making that decile worse; and</w:t>
       </w:r>
     </w:p>
     <w:p>
@@ -292,7 +292,7 @@
         <w:pStyle w:val="BodyText"/>
       </w:pPr>
       <w:r>
-        <w:t xml:space="preserve">MSE is the task's specified metric, so it is not a free choice; but its consequences dominate our results. The squared loss penalises large deviations quadratically, so when a model is uncertain it minimises expected loss by predicting near the conditional mean. With a target of skewness 1.26, this pulls expensive houses downwards and cheap houses upwards. This is not a failure of fitting but the objective behaving as intended -- which is exactly why changing the architecture alone cannot fix it.</w:t>
+        <w:t xml:space="preserve">MSE is the task's specified metric, so it is not a free choice; but its consequences dominate our results. The squared loss penalises large deviations quadratically, so when a model is uncertain it minimises expected loss by predicting near the conditional mean. With a target of skewness 1.26, this pulls expensive houses downwards and cheap houses upwards. This is not a failure of fitting but the objective behaving as intended. Limited information in the photographs could produce a similar pattern, so we treat this as the explanation most consistent with our results rather than as the sole cause.</w:t>
       </w:r>
     </w:p>
     <w:p>
@@ -316,7 +316,7 @@
         <w:pStyle w:val="BodyText"/>
       </w:pPr>
       <w:r>
-        <w:t xml:space="preserve">Averaging the three fine-tuned runs reduces the variance component of the error while preserving the shared signal. We report the resulting behaviour, unusual among our experiments, in the results section: because averaging reduces variance, and a 1000-image validation split is precisely what estimates variance poorly, the ensemble's test score came in better than its validation score suggested.</w:t>
+        <w:t xml:space="preserve">Averaging the three fine-tuned runs reduces the variance component of the error while preserving the shared signal. Its effect is not uniform across the price range: it improves overall error by 3.2% relative to the best single model but makes the most expensive decile 4.3% worse, as the error analysis reports. The absolute Kaggle error is also 1.2% above the validation estimate, so the test score is not evidence that the ensemble generalises better than validation suggested; only the comparison against the single model favours it.</w:t>
       </w:r>
     </w:p>
     <w:p>
@@ -380,7 +380,450 @@
         <w:pStyle w:val="BodyText"/>
       </w:pPr>
       <w:r>
-        <w:t xml:space="preserve">[Section to be completed by Member A. Per-price-bucket errors and example images.]</w:t>
+        <w:t xml:space="preserve">We analysed the equal-weight E2/E3/E4 ensemble on the fixed 1,000-image validation split. Predictions were matched by image identifier and retained at the stored one-decimal export precision. The ensemble achieved MSE 95,852.00, RMSE 309.60 and MAE 226.42, where prices and absolute errors are in USD 1,000. MSE was 3.23% lower than the best single model, E3, but absolute error improved on only 515 of the 1,000 images.</w:t>
+      </w:r>
+    </w:p>
+    <w:tbl>
+      <w:tblPr>
+        <w:tblW w:w="5000" w:type="pct"/>
+        <w:tblBorders>
+          <w:top w:val="single" w:sz="4" w:space="0" w:color="000000"/>
+          <w:left w:val="single" w:sz="4" w:space="0" w:color="000000"/>
+          <w:bottom w:val="single" w:sz="4" w:space="0" w:color="000000"/>
+          <w:right w:val="single" w:sz="4" w:space="0" w:color="000000"/>
+          <w:insideH w:val="single" w:sz="4" w:space="0" w:color="000000"/>
+          <w:insideV w:val="single" w:sz="4" w:space="0" w:color="000000"/>
+        </w:tblBorders>
+        <w:tblLayout w:type="fixed"/>
+      </w:tblPr>
+      <w:tblGrid>
+        <w:gridCol w:w="1200"/>
+        <w:gridCol w:w="1200"/>
+        <w:gridCol w:w="1200"/>
+        <w:gridCol w:w="1200"/>
+      </w:tblGrid>
+      <w:tr>
+        <w:tc>
+          <w:tcPr>
+            <w:tcW w:w="1200" w:type="dxa"/>
+          </w:tcPr>
+          <w:p>
+            <w:pPr>
+              <w:pStyle w:val="BodyText"/>
+              <w:spacing w:before="0" w:after="0"/>
+              <w:jc w:val="left"/>
+            </w:pPr>
+            <w:r>
+              <w:rPr>
+                <w:b/>
+                <w:sz w:val="16"/>
+                <w:szCs w:val="16"/>
+              </w:rPr>
+              <w:t xml:space="preserve">True-price group</w:t>
+            </w:r>
+          </w:p>
+        </w:tc>
+        <w:tc>
+          <w:tcPr>
+            <w:tcW w:w="1200" w:type="dxa"/>
+          </w:tcPr>
+          <w:p>
+            <w:pPr>
+              <w:pStyle w:val="BodyText"/>
+              <w:spacing w:before="0" w:after="0"/>
+              <w:jc w:val="left"/>
+            </w:pPr>
+            <w:r>
+              <w:rPr>
+                <w:b/>
+                <w:sz w:val="16"/>
+                <w:szCs w:val="16"/>
+              </w:rPr>
+              <w:t xml:space="preserve">n</w:t>
+            </w:r>
+          </w:p>
+        </w:tc>
+        <w:tc>
+          <w:tcPr>
+            <w:tcW w:w="1200" w:type="dxa"/>
+          </w:tcPr>
+          <w:p>
+            <w:pPr>
+              <w:pStyle w:val="BodyText"/>
+              <w:spacing w:before="0" w:after="0"/>
+              <w:jc w:val="left"/>
+            </w:pPr>
+            <w:r>
+              <w:rPr>
+                <w:b/>
+                <w:sz w:val="16"/>
+                <w:szCs w:val="16"/>
+              </w:rPr>
+              <w:t xml:space="preserve">Mean signed error</w:t>
+            </w:r>
+          </w:p>
+        </w:tc>
+        <w:tc>
+          <w:tcPr>
+            <w:tcW w:w="1200" w:type="dxa"/>
+          </w:tcPr>
+          <w:p>
+            <w:pPr>
+              <w:pStyle w:val="BodyText"/>
+              <w:spacing w:before="0" w:after="0"/>
+              <w:jc w:val="left"/>
+            </w:pPr>
+            <w:r>
+              <w:rPr>
+                <w:b/>
+                <w:sz w:val="16"/>
+                <w:szCs w:val="16"/>
+              </w:rPr>
+              <w:t xml:space="preserve">Share of squared error</w:t>
+            </w:r>
+          </w:p>
+        </w:tc>
+      </w:tr>
+      <w:tr>
+        <w:tc>
+          <w:tcPr>
+            <w:tcW w:w="1200" w:type="dxa"/>
+          </w:tcPr>
+          <w:p>
+            <w:pPr>
+              <w:pStyle w:val="BodyText"/>
+              <w:spacing w:before="0" w:after="0"/>
+              <w:jc w:val="left"/>
+            </w:pPr>
+            <w:r>
+              <w:rPr>
+                <w:sz w:val="16"/>
+                <w:szCs w:val="16"/>
+              </w:rPr>
+              <w:t xml:space="preserve">Lowest 30%</w:t>
+            </w:r>
+          </w:p>
+        </w:tc>
+        <w:tc>
+          <w:tcPr>
+            <w:tcW w:w="1200" w:type="dxa"/>
+          </w:tcPr>
+          <w:p>
+            <w:pPr>
+              <w:pStyle w:val="BodyText"/>
+              <w:spacing w:before="0" w:after="0"/>
+              <w:jc w:val="left"/>
+            </w:pPr>
+            <w:r>
+              <w:rPr>
+                <w:sz w:val="16"/>
+                <w:szCs w:val="16"/>
+              </w:rPr>
+              <w:t xml:space="preserve">300</w:t>
+            </w:r>
+          </w:p>
+        </w:tc>
+        <w:tc>
+          <w:tcPr>
+            <w:tcW w:w="1200" w:type="dxa"/>
+          </w:tcPr>
+          <w:p>
+            <w:pPr>
+              <w:pStyle w:val="BodyText"/>
+              <w:spacing w:before="0" w:after="0"/>
+              <w:jc w:val="left"/>
+            </w:pPr>
+            <w:r>
+              <w:rPr>
+                <w:sz w:val="16"/>
+                <w:szCs w:val="16"/>
+              </w:rPr>
+              <w:t xml:space="preserve">+222.03</w:t>
+            </w:r>
+          </w:p>
+        </w:tc>
+        <w:tc>
+          <w:tcPr>
+            <w:tcW w:w="1200" w:type="dxa"/>
+          </w:tcPr>
+          <w:p>
+            <w:pPr>
+              <w:pStyle w:val="BodyText"/>
+              <w:spacing w:before="0" w:after="0"/>
+              <w:jc w:val="left"/>
+            </w:pPr>
+            <w:r>
+              <w:rPr>
+                <w:sz w:val="16"/>
+                <w:szCs w:val="16"/>
+              </w:rPr>
+              <w:t xml:space="preserve">21.19%</w:t>
+            </w:r>
+          </w:p>
+        </w:tc>
+      </w:tr>
+      <w:tr>
+        <w:tc>
+          <w:tcPr>
+            <w:tcW w:w="1200" w:type="dxa"/>
+          </w:tcPr>
+          <w:p>
+            <w:pPr>
+              <w:pStyle w:val="BodyText"/>
+              <w:spacing w:before="0" w:after="0"/>
+              <w:jc w:val="left"/>
+            </w:pPr>
+            <w:r>
+              <w:rPr>
+                <w:sz w:val="16"/>
+                <w:szCs w:val="16"/>
+              </w:rPr>
+              <w:t xml:space="preserve">Middle 50%</w:t>
+            </w:r>
+          </w:p>
+        </w:tc>
+        <w:tc>
+          <w:tcPr>
+            <w:tcW w:w="1200" w:type="dxa"/>
+          </w:tcPr>
+          <w:p>
+            <w:pPr>
+              <w:pStyle w:val="BodyText"/>
+              <w:spacing w:before="0" w:after="0"/>
+              <w:jc w:val="left"/>
+            </w:pPr>
+            <w:r>
+              <w:rPr>
+                <w:sz w:val="16"/>
+                <w:szCs w:val="16"/>
+              </w:rPr>
+              <w:t xml:space="preserve">500</w:t>
+            </w:r>
+          </w:p>
+        </w:tc>
+        <w:tc>
+          <w:tcPr>
+            <w:tcW w:w="1200" w:type="dxa"/>
+          </w:tcPr>
+          <w:p>
+            <w:pPr>
+              <w:pStyle w:val="BodyText"/>
+              <w:spacing w:before="0" w:after="0"/>
+              <w:jc w:val="left"/>
+            </w:pPr>
+            <w:r>
+              <w:rPr>
+                <w:sz w:val="16"/>
+                <w:szCs w:val="16"/>
+              </w:rPr>
+              <w:t xml:space="preserve">+46.27</w:t>
+            </w:r>
+          </w:p>
+        </w:tc>
+        <w:tc>
+          <w:tcPr>
+            <w:tcW w:w="1200" w:type="dxa"/>
+          </w:tcPr>
+          <w:p>
+            <w:pPr>
+              <w:pStyle w:val="BodyText"/>
+              <w:spacing w:before="0" w:after="0"/>
+              <w:jc w:val="left"/>
+            </w:pPr>
+            <w:r>
+              <w:rPr>
+                <w:sz w:val="16"/>
+                <w:szCs w:val="16"/>
+              </w:rPr>
+              <w:t xml:space="preserve">16.81%</w:t>
+            </w:r>
+          </w:p>
+        </w:tc>
+      </w:tr>
+      <w:tr>
+        <w:tc>
+          <w:tcPr>
+            <w:tcW w:w="1200" w:type="dxa"/>
+          </w:tcPr>
+          <w:p>
+            <w:pPr>
+              <w:pStyle w:val="BodyText"/>
+              <w:spacing w:before="0" w:after="0"/>
+              <w:jc w:val="left"/>
+            </w:pPr>
+            <w:r>
+              <w:rPr>
+                <w:sz w:val="16"/>
+                <w:szCs w:val="16"/>
+              </w:rPr>
+              <w:t xml:space="preserve">Ninth decile</w:t>
+            </w:r>
+          </w:p>
+        </w:tc>
+        <w:tc>
+          <w:tcPr>
+            <w:tcW w:w="1200" w:type="dxa"/>
+          </w:tcPr>
+          <w:p>
+            <w:pPr>
+              <w:pStyle w:val="BodyText"/>
+              <w:spacing w:before="0" w:after="0"/>
+              <w:jc w:val="left"/>
+            </w:pPr>
+            <w:r>
+              <w:rPr>
+                <w:sz w:val="16"/>
+                <w:szCs w:val="16"/>
+              </w:rPr>
+              <w:t xml:space="preserve">100</w:t>
+            </w:r>
+          </w:p>
+        </w:tc>
+        <w:tc>
+          <w:tcPr>
+            <w:tcW w:w="1200" w:type="dxa"/>
+          </w:tcPr>
+          <w:p>
+            <w:pPr>
+              <w:pStyle w:val="BodyText"/>
+              <w:spacing w:before="0" w:after="0"/>
+              <w:jc w:val="left"/>
+            </w:pPr>
+            <w:r>
+              <w:rPr>
+                <w:sz w:val="16"/>
+                <w:szCs w:val="16"/>
+              </w:rPr>
+              <w:t xml:space="preserve">−179.81</w:t>
+            </w:r>
+          </w:p>
+        </w:tc>
+        <w:tc>
+          <w:tcPr>
+            <w:tcW w:w="1200" w:type="dxa"/>
+          </w:tcPr>
+          <w:p>
+            <w:pPr>
+              <w:pStyle w:val="BodyText"/>
+              <w:spacing w:before="0" w:after="0"/>
+              <w:jc w:val="left"/>
+            </w:pPr>
+            <w:r>
+              <w:rPr>
+                <w:sz w:val="16"/>
+                <w:szCs w:val="16"/>
+              </w:rPr>
+              <w:t xml:space="preserve">8.86%</w:t>
+            </w:r>
+          </w:p>
+        </w:tc>
+      </w:tr>
+      <w:tr>
+        <w:tc>
+          <w:tcPr>
+            <w:tcW w:w="1200" w:type="dxa"/>
+          </w:tcPr>
+          <w:p>
+            <w:pPr>
+              <w:pStyle w:val="BodyText"/>
+              <w:spacing w:before="0" w:after="0"/>
+              <w:jc w:val="left"/>
+            </w:pPr>
+            <w:r>
+              <w:rPr>
+                <w:sz w:val="16"/>
+                <w:szCs w:val="16"/>
+              </w:rPr>
+              <w:t xml:space="preserve">Highest 10%</w:t>
+            </w:r>
+          </w:p>
+        </w:tc>
+        <w:tc>
+          <w:tcPr>
+            <w:tcW w:w="1200" w:type="dxa"/>
+          </w:tcPr>
+          <w:p>
+            <w:pPr>
+              <w:pStyle w:val="BodyText"/>
+              <w:spacing w:before="0" w:after="0"/>
+              <w:jc w:val="left"/>
+            </w:pPr>
+            <w:r>
+              <w:rPr>
+                <w:sz w:val="16"/>
+                <w:szCs w:val="16"/>
+              </w:rPr>
+              <w:t xml:space="preserve">100</w:t>
+            </w:r>
+          </w:p>
+        </w:tc>
+        <w:tc>
+          <w:tcPr>
+            <w:tcW w:w="1200" w:type="dxa"/>
+          </w:tcPr>
+          <w:p>
+            <w:pPr>
+              <w:pStyle w:val="BodyText"/>
+              <w:spacing w:before="0" w:after="0"/>
+              <w:jc w:val="left"/>
+            </w:pPr>
+            <w:r>
+              <w:rPr>
+                <w:sz w:val="16"/>
+                <w:szCs w:val="16"/>
+              </w:rPr>
+              <w:t xml:space="preserve">−648.48</w:t>
+            </w:r>
+          </w:p>
+        </w:tc>
+        <w:tc>
+          <w:tcPr>
+            <w:tcW w:w="1200" w:type="dxa"/>
+          </w:tcPr>
+          <w:p>
+            <w:pPr>
+              <w:pStyle w:val="BodyText"/>
+              <w:spacing w:before="0" w:after="0"/>
+              <w:jc w:val="left"/>
+            </w:pPr>
+            <w:r>
+              <w:rPr>
+                <w:sz w:val="16"/>
+                <w:szCs w:val="16"/>
+              </w:rPr>
+              <w:t xml:space="preserve">53.14%</w:t>
+            </w:r>
+          </w:p>
+        </w:tc>
+      </w:tr>
+    </w:tbl>
+    <w:p>
+      <w:pPr>
+        <w:spacing w:before="0" w:after="0"/>
+      </w:pPr>
+    </w:p>
+    <w:p>
+      <w:pPr>
+        <w:pStyle w:val="BodyText"/>
+      </w:pPr>
+      <w:r>
+        <w:t xml:space="preserve">Grouping images by true-price decile reveals systematic errors hidden by the small overall signed bias of +6.91. The lowest-price 30% were over-estimated by 222.03 on average. The highest-price 10% were under-estimated by 648.48 and contributed 53.14% of total squared error. Their MSE was 509,349.70, 4.32% higher than E3 on the same images. Thus averaging improved overall performance while making the expensive tail less accurate. The lowest group MAE, 115.56, occurred between true prices of 639.45 and 718.93.</w:t>
+      </w:r>
+    </w:p>
+    <w:p>
+      <w:pPr>
+        <w:pStyle w:val="BodyText"/>
+      </w:pPr>
+      <w:r>
+        <w:t xml:space="preserve">We selected three examples each with the smallest absolute errors, the largest over-estimates and the largest under-estimates. 751.jpg was predicted at 758.2 against a true price of 759.0; 3947.jpg was over-estimated by 606.7 and 1977.jpg under-estimated by 1,449.1. These deliberately selected examples illustrate extremes and are not representative estimates of average performance.</w:t>
+      </w:r>
+    </w:p>
+    <w:p>
+      <w:pPr>
+        <w:pStyle w:val="BodyText"/>
+      </w:pPr>
+      <w:r>
+        <w:t xml:space="preserve">The group means show predictions concentrated near central prices. This may reflect limited information in exterior photographs, representation limits or fitting choices; the analysis does not establish a unique cause. Potential improvements include controlled comparisons of target transformations, sampling policies and spatial representations, evaluated using original-unit MSE. These findings are descriptive results from one validation split already used for model development, not independent evidence of generalisation.</w:t>
       </w:r>
     </w:p>
     <w:p>
@@ -412,7 +855,7 @@
         <w:pStyle w:val="BodyText"/>
       </w:pPr>
       <w:r>
-        <w:t xml:space="preserve">The error analysis points to the clearest direction for future work, and it is not an architectural one. Just under half the total squared error comes from the most expensive tenth of houses, which the model systematically under-predicts by around 600 on average; the cheapest three deciles are over-predicted by a similar margin in the opposite direction. This is the signature of squared-error optimisation on a right-skewed target, so the natural next steps change the objective rather than the network: predicting the logarithm of price, which compresses the tail the squared loss is most sensitive to; quantile or ordinal regression, which does not reward retreating to the mean; or weighting expensive samples more heavily during training. A second direction is representational, since global average pooling discards the spatial layout needed to judge a building's size relative to its lot.</w:t>
+        <w:t xml:space="preserve">The error analysis points to the clearest direction for future work, and it is not an architectural one. 53% of the total squared error comes from the most expensive tenth of houses, which the ensemble under-predicts by 648 on average, while the cheapest three tenths are over-predicted by 222. Ensembling improved the overall score while making that decile worse, which suggests that further gains need to target the tail rather than add capacity. The pattern is consistent with squared-error optimisation on a right-skewed target, so the natural next steps change the objective rather than the network: predicting the logarithm of price, which compresses the tail the squared loss is most sensitive to; quantile or ordinal regression, which does not reward retreating to the mean; or weighting expensive samples more heavily during training. A second direction is representational, since global average pooling discards the spatial layout needed to judge a building's size relative to its lot.</w:t>
       </w:r>
     </w:p>
     <w:p>
